--- a/doc/TFM.docx
+++ b/doc/TFM.docx
@@ -13,7 +13,7 @@
         <w:rPr>
           <w:rFonts w:ascii="Arial" w:hAnsi="Arial" w:cs="Arial"/>
         </w:rPr>
-        <w:t>Grafos de Mensajería para la Comunicación Descentralizada de Microservicios en Aplicaciones Web</w:t>
+        <w:t>Colas de mensajería bidireccionales para la Industria 4.0</w:t>
       </w:r>
     </w:p>
     <w:p/>
